--- a/legal/KHD_現行定款_20260810.docx
+++ b/legal/KHD_現行定款_20260810.docx
@@ -1624,6 +1624,7 @@
       </w:r>
     </w:p>
     <w:sectPr>
+      <w:footerReference w:type="default" r:id="rId7"/>
       <w:pgSz w:w="11906" w:h="16838" w:orient="portrait"/>
       <w:pgMar w:top="1440" w:right="1700" w:bottom="1440" w:left="1700" w:header="708" w:footer="708" w:gutter="0"/>
       <w:pgNumType/>
@@ -1672,6 +1673,62 @@
     </w:p>
   </w:endnote>
 </w:endnotes>
+</file>
+
+<file path=word/footer1.xml><?xml version="1.0" encoding="utf-8"?>
+<w:ftr xmlns:wpc="http://schemas.microsoft.com/office/word/2010/wordprocessingCanvas" xmlns:mc="http://schemas.openxmlformats.org/markup-compatibility/2006" xmlns:o="urn:schemas-microsoft-com:office:office" xmlns:r="http://schemas.openxmlformats.org/officeDocument/2006/relationships" xmlns:m="http://schemas.openxmlformats.org/officeDocument/2006/math" xmlns:v="urn:schemas-microsoft-com:vml" xmlns:wp14="http://schemas.microsoft.com/office/word/2010/wordprocessingDrawing" xmlns:wp="http://schemas.openxmlformats.org/drawingml/2006/wordprocessingDrawing" xmlns:w10="urn:schemas-microsoft-com:office:word" xmlns:w="http://schemas.openxmlformats.org/wordprocessingml/2006/main" xmlns:w14="http://schemas.microsoft.com/office/word/2010/wordml" xmlns:w15="http://schemas.microsoft.com/office/word/2012/wordml" xmlns:wpg="http://schemas.microsoft.com/office/word/2010/wordprocessingGroup" xmlns:wpi="http://schemas.microsoft.com/office/word/2010/wordprocessingInk" xmlns:wne="http://schemas.microsoft.com/office/word/2006/wordml" xmlns:wps="http://schemas.microsoft.com/office/word/2010/wordprocessingShape">
+  <w:p>
+    <w:pPr>
+      <w:jc w:val="center"/>
+    </w:pPr>
+    <w:r>
+      <w:rPr>
+        <w:rFonts w:ascii="Yu Mincho" w:cs="Yu Mincho" w:eastAsia="Yu Mincho" w:hAnsi="Yu Mincho"/>
+        <w:sz w:val="18"/>
+        <w:szCs w:val="18"/>
+      </w:rPr>
+      <w:t xml:space="preserve">— </w:t>
+    </w:r>
+    <w:r>
+      <w:rPr>
+        <w:rFonts w:ascii="Yu Mincho" w:cs="Yu Mincho" w:eastAsia="Yu Mincho" w:hAnsi="Yu Mincho"/>
+        <w:sz w:val="18"/>
+        <w:szCs w:val="18"/>
+      </w:rPr>
+      <w:fldChar w:fldCharType="begin"/>
+      <w:instrText xml:space="preserve">PAGE</w:instrText>
+      <w:fldChar w:fldCharType="separate"/>
+      <w:fldChar w:fldCharType="end"/>
+    </w:r>
+    <w:r>
+      <w:rPr>
+        <w:rFonts w:ascii="Yu Mincho" w:cs="Yu Mincho" w:eastAsia="Yu Mincho" w:hAnsi="Yu Mincho"/>
+        <w:sz w:val="18"/>
+        <w:szCs w:val="18"/>
+      </w:rPr>
+      <w:t xml:space="preserve"> / </w:t>
+    </w:r>
+    <w:r>
+      <w:rPr>
+        <w:rFonts w:ascii="Yu Mincho" w:cs="Yu Mincho" w:eastAsia="Yu Mincho" w:hAnsi="Yu Mincho"/>
+        <w:sz w:val="18"/>
+        <w:szCs w:val="18"/>
+      </w:rPr>
+      <w:fldChar w:fldCharType="begin"/>
+      <w:instrText xml:space="preserve">NUMPAGES</w:instrText>
+      <w:fldChar w:fldCharType="separate"/>
+      <w:fldChar w:fldCharType="end"/>
+    </w:r>
+    <w:r>
+      <w:rPr>
+        <w:rFonts w:ascii="Yu Mincho" w:cs="Yu Mincho" w:eastAsia="Yu Mincho" w:hAnsi="Yu Mincho"/>
+        <w:sz w:val="18"/>
+        <w:szCs w:val="18"/>
+      </w:rPr>
+      <w:t xml:space="preserve"> —</w:t>
+    </w:r>
+  </w:p>
+</w:ftr>
 </file>
 
 <file path=word/footnotes.xml><?xml version="1.0" encoding="utf-8"?>

--- a/legal/KHD_現行定款_20260810.docx
+++ b/legal/KHD_現行定款_20260810.docx
@@ -1492,7 +1492,23 @@
           <w:sz w:val="21"/>
           <w:szCs w:val="21"/>
         </w:rPr>
-        <w:t xml:space="preserve">令和4年2月28日　　原始定款作成（発起人 菊池研太、定款作成代理人 行政書士法人Bridge 社員 小山尚輝）</w:t>
+        <w:t xml:space="preserve">令和4年2月28日　　原始定款作成（発起人 菊池研太、定款作成代理人 行政書士法人Bridge 社員 小山尚輝）。本店は千葉県浦安市。</w:t>
+      </w:r>
+    </w:p>
+    <w:p>
+      <w:pPr>
+        <w:spacing w:after="55" w:before="0" w:line="300"/>
+        <w:jc w:val="left"/>
+      </w:pPr>
+      <w:r>
+        <w:rPr>
+          <w:rFonts w:ascii="Yu Mincho" w:cs="Yu Mincho" w:eastAsia="Yu Mincho" w:hAnsi="Yu Mincho"/>
+          <w:b w:val="false"/>
+          <w:bCs w:val="false"/>
+          <w:sz w:val="21"/>
+          <w:szCs w:val="21"/>
+        </w:rPr>
+        <w:t xml:space="preserve">令和　年　月　日　　臨時株主総会の決議により第3条を変更（本店を東京都文京区に）。同日、本店移転登記完了。</w:t>
       </w:r>
     </w:p>
     <w:p>

--- a/legal/KHD_現行定款_20260810.docx
+++ b/legal/KHD_現行定款_20260810.docx
@@ -1492,39 +1492,55 @@
           <w:sz w:val="21"/>
           <w:szCs w:val="21"/>
         </w:rPr>
-        <w:t xml:space="preserve">令和4年2月28日　　原始定款作成（発起人 菊池研太、定款作成代理人 行政書士法人Bridge 社員 小山尚輝）。本店は千葉県浦安市。</w:t>
-      </w:r>
-    </w:p>
-    <w:p>
-      <w:pPr>
-        <w:spacing w:after="55" w:before="0" w:line="300"/>
-        <w:jc w:val="left"/>
-      </w:pPr>
-      <w:r>
-        <w:rPr>
-          <w:rFonts w:ascii="Yu Mincho" w:cs="Yu Mincho" w:eastAsia="Yu Mincho" w:hAnsi="Yu Mincho"/>
-          <w:b w:val="false"/>
-          <w:bCs w:val="false"/>
-          <w:sz w:val="21"/>
-          <w:szCs w:val="21"/>
-        </w:rPr>
-        <w:t xml:space="preserve">令和　年　月　日　　臨時株主総会の決議により第3条を変更（本店を東京都文京区に）。同日、本店移転登記完了。</w:t>
-      </w:r>
-    </w:p>
-    <w:p>
-      <w:pPr>
-        <w:spacing w:after="55" w:before="0" w:line="300"/>
-        <w:jc w:val="left"/>
-      </w:pPr>
-      <w:r>
-        <w:rPr>
-          <w:rFonts w:ascii="Yu Mincho" w:cs="Yu Mincho" w:eastAsia="Yu Mincho" w:hAnsi="Yu Mincho"/>
-          <w:b w:val="false"/>
-          <w:bCs w:val="false"/>
-          <w:sz w:val="21"/>
-          <w:szCs w:val="21"/>
-        </w:rPr>
-        <w:t xml:space="preserve">令和7年7月24日　　臨時株主総会の決議により第3条を変更（本店を東京都江東区に）。同日、本店移転登記完了。</w:t>
+        <w:t xml:space="preserve">令和4年2月28日　　　原始定款作成（発起人 菊池研太、定款作成代理人 行政書士法人Bridge 社員 小山尚輝）。設立時の本店は千葉県浦安市。会社成立の年月日は令和4年8月30日。</w:t>
+      </w:r>
+    </w:p>
+    <w:p>
+      <w:pPr>
+        <w:spacing w:after="55" w:before="0" w:line="300"/>
+        <w:jc w:val="left"/>
+      </w:pPr>
+      <w:r>
+        <w:rPr>
+          <w:rFonts w:ascii="Yu Mincho" w:cs="Yu Mincho" w:eastAsia="Yu Mincho" w:hAnsi="Yu Mincho"/>
+          <w:b w:val="false"/>
+          <w:bCs w:val="false"/>
+          <w:sz w:val="21"/>
+          <w:szCs w:val="21"/>
+        </w:rPr>
+        <w:t xml:space="preserve">令和5年4月19日　　　臨時株主総会の決議により第3条を変更（本店を東京都文京区本郷7-2-5仁誠堂ビル202に）。令和5年4月20日移転、同年5月11日登記。</w:t>
+      </w:r>
+    </w:p>
+    <w:p>
+      <w:pPr>
+        <w:spacing w:after="55" w:before="0" w:line="300"/>
+        <w:jc w:val="left"/>
+      </w:pPr>
+      <w:r>
+        <w:rPr>
+          <w:rFonts w:ascii="Yu Mincho" w:cs="Yu Mincho" w:eastAsia="Yu Mincho" w:hAnsi="Yu Mincho"/>
+          <w:b w:val="false"/>
+          <w:bCs w:val="false"/>
+          <w:sz w:val="21"/>
+          <w:szCs w:val="21"/>
+        </w:rPr>
+        <w:t xml:space="preserve">令和6年10月24日　　臨時株主総会の決議により第3条を変更（本店を東京都文京区本郷3-43-8湯島武蔵野マンション601に）。同日移転・登記。</w:t>
+      </w:r>
+    </w:p>
+    <w:p>
+      <w:pPr>
+        <w:spacing w:after="55" w:before="0" w:line="300"/>
+        <w:jc w:val="left"/>
+      </w:pPr>
+      <w:r>
+        <w:rPr>
+          <w:rFonts w:ascii="Yu Mincho" w:cs="Yu Mincho" w:eastAsia="Yu Mincho" w:hAnsi="Yu Mincho"/>
+          <w:b w:val="false"/>
+          <w:bCs w:val="false"/>
+          <w:sz w:val="21"/>
+          <w:szCs w:val="21"/>
+        </w:rPr>
+        <w:t xml:space="preserve">令和7年7月24日　　　臨時株主総会の決議により第3条を変更（本店を東京都江東区に）。同日移転・登記。あわせて代表取締役の住所変更を登記。</w:t>
       </w:r>
     </w:p>
     <w:p>
@@ -1540,7 +1556,7 @@
           <w:sz w:val="21"/>
           <w:szCs w:val="21"/>
         </w:rPr>
-        <w:t xml:space="preserve">令和8年3月12日　　臨時株主総会の決議により第2条（目的）を変更。同日、変更登記を申請。</w:t>
+        <w:t xml:space="preserve">令和8年3月12日　　　臨時株主総会の決議により第2条（目的）を変更。同日、変更登記を申請（東京法務局墨田出張所）。</w:t>
       </w:r>
     </w:p>
     <w:p>

--- a/legal/KHD_現行定款_20260810.docx
+++ b/legal/KHD_現行定款_20260810.docx
@@ -4,55 +4,7 @@
   <w:body>
     <w:p>
       <w:pPr>
-        <w:spacing w:after="110" w:line="300"/>
-        <w:jc w:val="center"/>
-      </w:pPr>
-      <w:r>
-        <w:rPr>
-          <w:rFonts w:ascii="Yu Mincho" w:cs="Yu Mincho" w:eastAsia="Yu Mincho" w:hAnsi="Yu Mincho"/>
-          <w:b/>
-          <w:bCs/>
-          <w:sz w:val="24"/>
-          <w:szCs w:val="24"/>
-        </w:rPr>
-        <w:t xml:space="preserve">KIKUCHIホールディングス株式会社</w:t>
-      </w:r>
-    </w:p>
-    <w:p>
-      <w:pPr>
-        <w:spacing w:after="130" w:line="300"/>
-        <w:jc w:val="center"/>
-      </w:pPr>
-      <w:r>
-        <w:rPr>
-          <w:rFonts w:ascii="Yu Mincho" w:cs="Yu Mincho" w:eastAsia="Yu Mincho" w:hAnsi="Yu Mincho"/>
-          <w:b/>
-          <w:bCs/>
-          <w:sz w:val="32"/>
-          <w:szCs w:val="32"/>
-        </w:rPr>
-        <w:t xml:space="preserve">定　　款</w:t>
-      </w:r>
-    </w:p>
-    <w:p>
-      <w:pPr>
-        <w:spacing w:after="420" w:before="0" w:line="300"/>
-        <w:jc w:val="center"/>
-      </w:pPr>
-      <w:r>
-        <w:rPr>
-          <w:rFonts w:ascii="Yu Mincho" w:cs="Yu Mincho" w:eastAsia="Yu Mincho" w:hAnsi="Yu Mincho"/>
-          <w:b w:val="false"/>
-          <w:bCs w:val="false"/>
-          <w:sz w:val="19"/>
-          <w:szCs w:val="19"/>
-        </w:rPr>
-        <w:t xml:space="preserve">（令和8年8月現在）</w:t>
-      </w:r>
-    </w:p>
-    <w:p>
-      <w:pPr>
-        <w:spacing w:after="200" w:before="380" w:line="300"/>
+        <w:spacing w:after="50" w:line="260"/>
         <w:jc w:val="center"/>
       </w:pPr>
       <w:r>
@@ -63,12 +15,60 @@
           <w:sz w:val="23"/>
           <w:szCs w:val="23"/>
         </w:rPr>
+        <w:t xml:space="preserve">KIKUCHIホールディングス株式会社</w:t>
+      </w:r>
+    </w:p>
+    <w:p>
+      <w:pPr>
+        <w:spacing w:after="40" w:line="260"/>
+        <w:jc w:val="center"/>
+      </w:pPr>
+      <w:r>
+        <w:rPr>
+          <w:rFonts w:ascii="Yu Mincho" w:cs="Yu Mincho" w:eastAsia="Yu Mincho" w:hAnsi="Yu Mincho"/>
+          <w:b/>
+          <w:bCs/>
+          <w:sz w:val="28"/>
+          <w:szCs w:val="28"/>
+        </w:rPr>
+        <w:t xml:space="preserve">定　　款</w:t>
+      </w:r>
+    </w:p>
+    <w:p>
+      <w:pPr>
+        <w:spacing w:after="200" w:before="0" w:line="260"/>
+        <w:jc w:val="center"/>
+      </w:pPr>
+      <w:r>
+        <w:rPr>
+          <w:rFonts w:ascii="Yu Mincho" w:cs="Yu Mincho" w:eastAsia="Yu Mincho" w:hAnsi="Yu Mincho"/>
+          <w:b w:val="false"/>
+          <w:bCs w:val="false"/>
+          <w:sz w:val="18"/>
+          <w:szCs w:val="18"/>
+        </w:rPr>
+        <w:t xml:space="preserve">（令和8年8月現在）</w:t>
+      </w:r>
+    </w:p>
+    <w:p>
+      <w:pPr>
+        <w:spacing w:after="130" w:before="240" w:line="260"/>
+        <w:jc w:val="center"/>
+      </w:pPr>
+      <w:r>
+        <w:rPr>
+          <w:rFonts w:ascii="Yu Mincho" w:cs="Yu Mincho" w:eastAsia="Yu Mincho" w:hAnsi="Yu Mincho"/>
+          <w:b/>
+          <w:bCs/>
+          <w:sz w:val="22"/>
+          <w:szCs w:val="22"/>
+        </w:rPr>
         <w:t xml:space="preserve">第1章　総則</w:t>
       </w:r>
     </w:p>
     <w:p>
       <w:pPr>
-        <w:spacing w:after="70" w:before="190" w:line="300"/>
+        <w:spacing w:after="30" w:before="120" w:line="260"/>
       </w:pPr>
       <w:r>
         <w:rPr>
@@ -83,7 +83,7 @@
     </w:p>
     <w:p>
       <w:pPr>
-        <w:spacing w:after="55" w:before="0" w:line="300"/>
+        <w:spacing w:after="24" w:before="0" w:line="260"/>
         <w:ind w:firstLine="210"/>
         <w:jc w:val="left"/>
       </w:pPr>
@@ -100,7 +100,7 @@
     </w:p>
     <w:p>
       <w:pPr>
-        <w:spacing w:after="70" w:before="190" w:line="300"/>
+        <w:spacing w:after="30" w:before="120" w:line="260"/>
       </w:pPr>
       <w:r>
         <w:rPr>
@@ -115,7 +115,7 @@
     </w:p>
     <w:p>
       <w:pPr>
-        <w:spacing w:after="90" w:before="0" w:line="300"/>
+        <w:spacing w:after="90" w:before="0" w:line="260"/>
         <w:ind w:firstLine="210"/>
         <w:jc w:val="left"/>
       </w:pPr>
@@ -132,7 +132,7 @@
     </w:p>
     <w:p>
       <w:pPr>
-        <w:spacing w:after="40" w:line="300"/>
+        <w:spacing w:after="16" w:line="260"/>
         <w:ind w:left="440" w:hanging="300"/>
       </w:pPr>
       <w:r>
@@ -146,7 +146,7 @@
     </w:p>
     <w:p>
       <w:pPr>
-        <w:spacing w:after="40" w:line="300"/>
+        <w:spacing w:after="16" w:line="260"/>
         <w:ind w:left="440" w:hanging="300"/>
       </w:pPr>
       <w:r>
@@ -160,7 +160,7 @@
     </w:p>
     <w:p>
       <w:pPr>
-        <w:spacing w:after="40" w:line="300"/>
+        <w:spacing w:after="16" w:line="260"/>
         <w:ind w:left="440" w:hanging="300"/>
       </w:pPr>
       <w:r>
@@ -174,7 +174,7 @@
     </w:p>
     <w:p>
       <w:pPr>
-        <w:spacing w:after="40" w:line="300"/>
+        <w:spacing w:after="16" w:line="260"/>
         <w:ind w:left="440" w:hanging="300"/>
       </w:pPr>
       <w:r>
@@ -188,7 +188,7 @@
     </w:p>
     <w:p>
       <w:pPr>
-        <w:spacing w:after="70" w:before="190" w:line="300"/>
+        <w:spacing w:after="30" w:before="120" w:line="260"/>
       </w:pPr>
       <w:r>
         <w:rPr>
@@ -203,7 +203,7 @@
     </w:p>
     <w:p>
       <w:pPr>
-        <w:spacing w:after="55" w:before="0" w:line="300"/>
+        <w:spacing w:after="24" w:before="0" w:line="260"/>
         <w:ind w:firstLine="210"/>
         <w:jc w:val="left"/>
       </w:pPr>
@@ -220,7 +220,7 @@
     </w:p>
     <w:p>
       <w:pPr>
-        <w:spacing w:after="70" w:before="190" w:line="300"/>
+        <w:spacing w:after="30" w:before="120" w:line="260"/>
       </w:pPr>
       <w:r>
         <w:rPr>
@@ -235,7 +235,7 @@
     </w:p>
     <w:p>
       <w:pPr>
-        <w:spacing w:after="55" w:before="0" w:line="300"/>
+        <w:spacing w:after="24" w:before="0" w:line="260"/>
         <w:ind w:firstLine="210"/>
         <w:jc w:val="left"/>
       </w:pPr>
@@ -252,7 +252,7 @@
     </w:p>
     <w:p>
       <w:pPr>
-        <w:spacing w:after="200" w:before="380" w:line="300"/>
+        <w:spacing w:after="130" w:before="240" w:line="260"/>
         <w:jc w:val="center"/>
       </w:pPr>
       <w:r>
@@ -260,15 +260,15 @@
           <w:rFonts w:ascii="Yu Mincho" w:cs="Yu Mincho" w:eastAsia="Yu Mincho" w:hAnsi="Yu Mincho"/>
           <w:b/>
           <w:bCs/>
-          <w:sz w:val="23"/>
-          <w:szCs w:val="23"/>
+          <w:sz w:val="22"/>
+          <w:szCs w:val="22"/>
         </w:rPr>
         <w:t xml:space="preserve">第2章　株式</w:t>
       </w:r>
     </w:p>
     <w:p>
       <w:pPr>
-        <w:spacing w:after="70" w:before="190" w:line="300"/>
+        <w:spacing w:after="30" w:before="120" w:line="260"/>
       </w:pPr>
       <w:r>
         <w:rPr>
@@ -283,7 +283,7 @@
     </w:p>
     <w:p>
       <w:pPr>
-        <w:spacing w:after="55" w:before="0" w:line="300"/>
+        <w:spacing w:after="24" w:before="0" w:line="260"/>
         <w:ind w:firstLine="210"/>
         <w:jc w:val="left"/>
       </w:pPr>
@@ -300,7 +300,7 @@
     </w:p>
     <w:p>
       <w:pPr>
-        <w:spacing w:after="70" w:before="190" w:line="300"/>
+        <w:spacing w:after="30" w:before="120" w:line="260"/>
       </w:pPr>
       <w:r>
         <w:rPr>
@@ -315,7 +315,7 @@
     </w:p>
     <w:p>
       <w:pPr>
-        <w:spacing w:after="55" w:before="0" w:line="300"/>
+        <w:spacing w:after="24" w:before="0" w:line="260"/>
         <w:ind w:firstLine="210"/>
         <w:jc w:val="left"/>
       </w:pPr>
@@ -332,7 +332,7 @@
     </w:p>
     <w:p>
       <w:pPr>
-        <w:spacing w:after="70" w:before="190" w:line="300"/>
+        <w:spacing w:after="30" w:before="120" w:line="260"/>
       </w:pPr>
       <w:r>
         <w:rPr>
@@ -347,7 +347,7 @@
     </w:p>
     <w:p>
       <w:pPr>
-        <w:spacing w:after="55" w:before="0" w:line="300"/>
+        <w:spacing w:after="24" w:before="0" w:line="260"/>
         <w:ind w:firstLine="210"/>
         <w:jc w:val="left"/>
       </w:pPr>
@@ -364,7 +364,7 @@
     </w:p>
     <w:p>
       <w:pPr>
-        <w:spacing w:after="70" w:before="190" w:line="300"/>
+        <w:spacing w:after="30" w:before="120" w:line="260"/>
       </w:pPr>
       <w:r>
         <w:rPr>
@@ -379,7 +379,7 @@
     </w:p>
     <w:p>
       <w:pPr>
-        <w:spacing w:after="55" w:before="0" w:line="300"/>
+        <w:spacing w:after="24" w:before="0" w:line="260"/>
         <w:ind w:firstLine="210"/>
         <w:jc w:val="left"/>
       </w:pPr>
@@ -396,7 +396,7 @@
     </w:p>
     <w:p>
       <w:pPr>
-        <w:spacing w:after="70" w:before="190" w:line="300"/>
+        <w:spacing w:after="30" w:before="120" w:line="260"/>
       </w:pPr>
       <w:r>
         <w:rPr>
@@ -411,7 +411,7 @@
     </w:p>
     <w:p>
       <w:pPr>
-        <w:spacing w:after="55" w:before="0" w:line="300"/>
+        <w:spacing w:after="24" w:before="0" w:line="260"/>
         <w:ind w:firstLine="210"/>
         <w:jc w:val="left"/>
       </w:pPr>
@@ -428,7 +428,7 @@
     </w:p>
     <w:p>
       <w:pPr>
-        <w:spacing w:after="70" w:before="190" w:line="300"/>
+        <w:spacing w:after="30" w:before="120" w:line="260"/>
       </w:pPr>
       <w:r>
         <w:rPr>
@@ -443,7 +443,7 @@
     </w:p>
     <w:p>
       <w:pPr>
-        <w:spacing w:after="55" w:before="0" w:line="300"/>
+        <w:spacing w:after="24" w:before="0" w:line="260"/>
         <w:ind w:firstLine="210"/>
         <w:jc w:val="left"/>
       </w:pPr>
@@ -460,7 +460,7 @@
     </w:p>
     <w:p>
       <w:pPr>
-        <w:spacing w:after="70" w:before="190" w:line="300"/>
+        <w:spacing w:after="30" w:before="120" w:line="260"/>
       </w:pPr>
       <w:r>
         <w:rPr>
@@ -475,7 +475,7 @@
     </w:p>
     <w:p>
       <w:pPr>
-        <w:spacing w:after="55" w:before="0" w:line="300"/>
+        <w:spacing w:after="24" w:before="0" w:line="260"/>
         <w:ind w:firstLine="210"/>
         <w:jc w:val="left"/>
       </w:pPr>
@@ -492,7 +492,7 @@
     </w:p>
     <w:p>
       <w:pPr>
-        <w:spacing w:after="70" w:before="190" w:line="300"/>
+        <w:spacing w:after="30" w:before="120" w:line="260"/>
       </w:pPr>
       <w:r>
         <w:rPr>
@@ -507,7 +507,7 @@
     </w:p>
     <w:p>
       <w:pPr>
-        <w:spacing w:after="55" w:before="0" w:line="300"/>
+        <w:spacing w:after="24" w:before="0" w:line="260"/>
         <w:ind w:firstLine="210"/>
         <w:jc w:val="left"/>
       </w:pPr>
@@ -524,7 +524,7 @@
     </w:p>
     <w:p>
       <w:pPr>
-        <w:spacing w:after="55" w:before="0" w:line="300"/>
+        <w:spacing w:after="24" w:before="0" w:line="260"/>
         <w:ind w:firstLine="210"/>
         <w:jc w:val="left"/>
       </w:pPr>
@@ -541,7 +541,7 @@
     </w:p>
     <w:p>
       <w:pPr>
-        <w:spacing w:after="70" w:before="190" w:line="300"/>
+        <w:spacing w:after="30" w:before="120" w:line="260"/>
       </w:pPr>
       <w:r>
         <w:rPr>
@@ -556,7 +556,7 @@
     </w:p>
     <w:p>
       <w:pPr>
-        <w:spacing w:after="55" w:before="0" w:line="300"/>
+        <w:spacing w:after="24" w:before="0" w:line="260"/>
         <w:ind w:firstLine="210"/>
         <w:jc w:val="left"/>
       </w:pPr>
@@ -573,7 +573,7 @@
     </w:p>
     <w:p>
       <w:pPr>
-        <w:spacing w:after="55" w:before="0" w:line="300"/>
+        <w:spacing w:after="24" w:before="0" w:line="260"/>
         <w:ind w:firstLine="210"/>
         <w:jc w:val="left"/>
       </w:pPr>
@@ -590,7 +590,7 @@
     </w:p>
     <w:p>
       <w:pPr>
-        <w:spacing w:after="200" w:before="380" w:line="300"/>
+        <w:spacing w:after="130" w:before="240" w:line="260"/>
         <w:jc w:val="center"/>
       </w:pPr>
       <w:r>
@@ -598,15 +598,15 @@
           <w:rFonts w:ascii="Yu Mincho" w:cs="Yu Mincho" w:eastAsia="Yu Mincho" w:hAnsi="Yu Mincho"/>
           <w:b/>
           <w:bCs/>
-          <w:sz w:val="23"/>
-          <w:szCs w:val="23"/>
+          <w:sz w:val="22"/>
+          <w:szCs w:val="22"/>
         </w:rPr>
         <w:t xml:space="preserve">第3章　株主総会</w:t>
       </w:r>
     </w:p>
     <w:p>
       <w:pPr>
-        <w:spacing w:after="70" w:before="190" w:line="300"/>
+        <w:spacing w:after="30" w:before="120" w:line="260"/>
       </w:pPr>
       <w:r>
         <w:rPr>
@@ -621,7 +621,7 @@
     </w:p>
     <w:p>
       <w:pPr>
-        <w:spacing w:after="55" w:before="0" w:line="300"/>
+        <w:spacing w:after="24" w:before="0" w:line="260"/>
         <w:ind w:firstLine="210"/>
         <w:jc w:val="left"/>
       </w:pPr>
@@ -638,7 +638,7 @@
     </w:p>
     <w:p>
       <w:pPr>
-        <w:spacing w:after="70" w:before="190" w:line="300"/>
+        <w:spacing w:after="30" w:before="120" w:line="260"/>
       </w:pPr>
       <w:r>
         <w:rPr>
@@ -653,7 +653,7 @@
     </w:p>
     <w:p>
       <w:pPr>
-        <w:spacing w:after="55" w:before="0" w:line="300"/>
+        <w:spacing w:after="24" w:before="0" w:line="260"/>
         <w:ind w:firstLine="210"/>
         <w:jc w:val="left"/>
       </w:pPr>
@@ -670,7 +670,7 @@
     </w:p>
     <w:p>
       <w:pPr>
-        <w:spacing w:after="70" w:before="190" w:line="300"/>
+        <w:spacing w:after="30" w:before="120" w:line="260"/>
       </w:pPr>
       <w:r>
         <w:rPr>
@@ -685,7 +685,7 @@
     </w:p>
     <w:p>
       <w:pPr>
-        <w:spacing w:after="55" w:before="0" w:line="300"/>
+        <w:spacing w:after="24" w:before="0" w:line="260"/>
         <w:ind w:firstLine="210"/>
         <w:jc w:val="left"/>
       </w:pPr>
@@ -702,7 +702,7 @@
     </w:p>
     <w:p>
       <w:pPr>
-        <w:spacing w:after="70" w:before="190" w:line="300"/>
+        <w:spacing w:after="30" w:before="120" w:line="260"/>
       </w:pPr>
       <w:r>
         <w:rPr>
@@ -717,7 +717,7 @@
     </w:p>
     <w:p>
       <w:pPr>
-        <w:spacing w:after="55" w:before="0" w:line="300"/>
+        <w:spacing w:after="24" w:before="0" w:line="260"/>
         <w:ind w:firstLine="210"/>
         <w:jc w:val="left"/>
       </w:pPr>
@@ -734,7 +734,7 @@
     </w:p>
     <w:p>
       <w:pPr>
-        <w:spacing w:after="55" w:before="0" w:line="300"/>
+        <w:spacing w:after="24" w:before="0" w:line="260"/>
         <w:ind w:firstLine="210"/>
         <w:jc w:val="left"/>
       </w:pPr>
@@ -751,7 +751,7 @@
     </w:p>
     <w:p>
       <w:pPr>
-        <w:spacing w:after="70" w:before="190" w:line="300"/>
+        <w:spacing w:after="30" w:before="120" w:line="260"/>
       </w:pPr>
       <w:r>
         <w:rPr>
@@ -766,7 +766,7 @@
     </w:p>
     <w:p>
       <w:pPr>
-        <w:spacing w:after="55" w:before="0" w:line="300"/>
+        <w:spacing w:after="24" w:before="0" w:line="260"/>
         <w:ind w:firstLine="210"/>
         <w:jc w:val="left"/>
       </w:pPr>
@@ -783,7 +783,7 @@
     </w:p>
     <w:p>
       <w:pPr>
-        <w:spacing w:after="55" w:before="0" w:line="300"/>
+        <w:spacing w:after="24" w:before="0" w:line="260"/>
         <w:ind w:firstLine="210"/>
         <w:jc w:val="left"/>
       </w:pPr>
@@ -800,7 +800,7 @@
     </w:p>
     <w:p>
       <w:pPr>
-        <w:spacing w:after="70" w:before="190" w:line="300"/>
+        <w:spacing w:after="30" w:before="120" w:line="260"/>
       </w:pPr>
       <w:r>
         <w:rPr>
@@ -815,7 +815,7 @@
     </w:p>
     <w:p>
       <w:pPr>
-        <w:spacing w:after="55" w:before="0" w:line="300"/>
+        <w:spacing w:after="24" w:before="0" w:line="260"/>
         <w:ind w:firstLine="210"/>
         <w:jc w:val="left"/>
       </w:pPr>
@@ -832,7 +832,7 @@
     </w:p>
     <w:p>
       <w:pPr>
-        <w:spacing w:after="200" w:before="380" w:line="300"/>
+        <w:spacing w:after="130" w:before="240" w:line="260"/>
         <w:jc w:val="center"/>
       </w:pPr>
       <w:r>
@@ -840,15 +840,15 @@
           <w:rFonts w:ascii="Yu Mincho" w:cs="Yu Mincho" w:eastAsia="Yu Mincho" w:hAnsi="Yu Mincho"/>
           <w:b/>
           <w:bCs/>
-          <w:sz w:val="23"/>
-          <w:szCs w:val="23"/>
+          <w:sz w:val="22"/>
+          <w:szCs w:val="22"/>
         </w:rPr>
         <w:t xml:space="preserve">第4章　取締役及び代表取締役</w:t>
       </w:r>
     </w:p>
     <w:p>
       <w:pPr>
-        <w:spacing w:after="70" w:before="190" w:line="300"/>
+        <w:spacing w:after="30" w:before="120" w:line="260"/>
       </w:pPr>
       <w:r>
         <w:rPr>
@@ -863,7 +863,7 @@
     </w:p>
     <w:p>
       <w:pPr>
-        <w:spacing w:after="55" w:before="0" w:line="300"/>
+        <w:spacing w:after="24" w:before="0" w:line="260"/>
         <w:ind w:firstLine="210"/>
         <w:jc w:val="left"/>
       </w:pPr>
@@ -880,7 +880,7 @@
     </w:p>
     <w:p>
       <w:pPr>
-        <w:spacing w:after="70" w:before="190" w:line="300"/>
+        <w:spacing w:after="30" w:before="120" w:line="260"/>
       </w:pPr>
       <w:r>
         <w:rPr>
@@ -895,7 +895,7 @@
     </w:p>
     <w:p>
       <w:pPr>
-        <w:spacing w:after="55" w:before="0" w:line="300"/>
+        <w:spacing w:after="24" w:before="0" w:line="260"/>
         <w:ind w:firstLine="210"/>
         <w:jc w:val="left"/>
       </w:pPr>
@@ -912,7 +912,7 @@
     </w:p>
     <w:p>
       <w:pPr>
-        <w:spacing w:after="55" w:before="0" w:line="300"/>
+        <w:spacing w:after="24" w:before="0" w:line="260"/>
         <w:ind w:firstLine="210"/>
         <w:jc w:val="left"/>
       </w:pPr>
@@ -929,7 +929,7 @@
     </w:p>
     <w:p>
       <w:pPr>
-        <w:spacing w:after="70" w:before="190" w:line="300"/>
+        <w:spacing w:after="30" w:before="120" w:line="260"/>
       </w:pPr>
       <w:r>
         <w:rPr>
@@ -944,7 +944,7 @@
     </w:p>
     <w:p>
       <w:pPr>
-        <w:spacing w:after="55" w:before="0" w:line="300"/>
+        <w:spacing w:after="24" w:before="0" w:line="260"/>
         <w:ind w:firstLine="210"/>
         <w:jc w:val="left"/>
       </w:pPr>
@@ -961,7 +961,7 @@
     </w:p>
     <w:p>
       <w:pPr>
-        <w:spacing w:after="70" w:before="190" w:line="300"/>
+        <w:spacing w:after="30" w:before="120" w:line="260"/>
       </w:pPr>
       <w:r>
         <w:rPr>
@@ -976,7 +976,7 @@
     </w:p>
     <w:p>
       <w:pPr>
-        <w:spacing w:after="55" w:before="0" w:line="300"/>
+        <w:spacing w:after="24" w:before="0" w:line="260"/>
         <w:ind w:firstLine="210"/>
         <w:jc w:val="left"/>
       </w:pPr>
@@ -993,7 +993,7 @@
     </w:p>
     <w:p>
       <w:pPr>
-        <w:spacing w:after="55" w:before="0" w:line="300"/>
+        <w:spacing w:after="24" w:before="0" w:line="260"/>
         <w:ind w:firstLine="210"/>
         <w:jc w:val="left"/>
       </w:pPr>
@@ -1010,7 +1010,7 @@
     </w:p>
     <w:p>
       <w:pPr>
-        <w:spacing w:after="70" w:before="190" w:line="300"/>
+        <w:spacing w:after="30" w:before="120" w:line="260"/>
       </w:pPr>
       <w:r>
         <w:rPr>
@@ -1025,7 +1025,7 @@
     </w:p>
     <w:p>
       <w:pPr>
-        <w:spacing w:after="55" w:before="0" w:line="300"/>
+        <w:spacing w:after="24" w:before="0" w:line="260"/>
         <w:ind w:firstLine="210"/>
         <w:jc w:val="left"/>
       </w:pPr>
@@ -1042,7 +1042,7 @@
     </w:p>
     <w:p>
       <w:pPr>
-        <w:spacing w:after="55" w:before="0" w:line="300"/>
+        <w:spacing w:after="24" w:before="0" w:line="260"/>
         <w:ind w:firstLine="210"/>
         <w:jc w:val="left"/>
       </w:pPr>
@@ -1059,7 +1059,7 @@
     </w:p>
     <w:p>
       <w:pPr>
-        <w:spacing w:after="55" w:before="0" w:line="300"/>
+        <w:spacing w:after="24" w:before="0" w:line="260"/>
         <w:ind w:firstLine="210"/>
         <w:jc w:val="left"/>
       </w:pPr>
@@ -1076,7 +1076,7 @@
     </w:p>
     <w:p>
       <w:pPr>
-        <w:spacing w:after="70" w:before="190" w:line="300"/>
+        <w:spacing w:after="30" w:before="120" w:line="260"/>
       </w:pPr>
       <w:r>
         <w:rPr>
@@ -1091,7 +1091,7 @@
     </w:p>
     <w:p>
       <w:pPr>
-        <w:spacing w:after="55" w:before="0" w:line="300"/>
+        <w:spacing w:after="24" w:before="0" w:line="260"/>
         <w:ind w:firstLine="210"/>
         <w:jc w:val="left"/>
       </w:pPr>
@@ -1108,7 +1108,7 @@
     </w:p>
     <w:p>
       <w:pPr>
-        <w:spacing w:after="200" w:before="380" w:line="300"/>
+        <w:spacing w:after="130" w:before="240" w:line="260"/>
         <w:jc w:val="center"/>
       </w:pPr>
       <w:r>
@@ -1116,15 +1116,15 @@
           <w:rFonts w:ascii="Yu Mincho" w:cs="Yu Mincho" w:eastAsia="Yu Mincho" w:hAnsi="Yu Mincho"/>
           <w:b/>
           <w:bCs/>
-          <w:sz w:val="23"/>
-          <w:szCs w:val="23"/>
+          <w:sz w:val="22"/>
+          <w:szCs w:val="22"/>
         </w:rPr>
         <w:t xml:space="preserve">第5章　計算</w:t>
       </w:r>
     </w:p>
     <w:p>
       <w:pPr>
-        <w:spacing w:after="70" w:before="190" w:line="300"/>
+        <w:spacing w:after="30" w:before="120" w:line="260"/>
       </w:pPr>
       <w:r>
         <w:rPr>
@@ -1139,7 +1139,7 @@
     </w:p>
     <w:p>
       <w:pPr>
-        <w:spacing w:after="55" w:before="0" w:line="300"/>
+        <w:spacing w:after="24" w:before="0" w:line="260"/>
         <w:ind w:firstLine="210"/>
         <w:jc w:val="left"/>
       </w:pPr>
@@ -1156,7 +1156,7 @@
     </w:p>
     <w:p>
       <w:pPr>
-        <w:spacing w:after="70" w:before="190" w:line="300"/>
+        <w:spacing w:after="30" w:before="120" w:line="260"/>
       </w:pPr>
       <w:r>
         <w:rPr>
@@ -1171,7 +1171,7 @@
     </w:p>
     <w:p>
       <w:pPr>
-        <w:spacing w:after="55" w:before="0" w:line="300"/>
+        <w:spacing w:after="24" w:before="0" w:line="260"/>
         <w:ind w:firstLine="210"/>
         <w:jc w:val="left"/>
       </w:pPr>
@@ -1188,7 +1188,7 @@
     </w:p>
     <w:p>
       <w:pPr>
-        <w:spacing w:after="55" w:before="0" w:line="300"/>
+        <w:spacing w:after="24" w:before="0" w:line="260"/>
         <w:ind w:firstLine="210"/>
         <w:jc w:val="left"/>
       </w:pPr>
@@ -1205,7 +1205,7 @@
     </w:p>
     <w:p>
       <w:pPr>
-        <w:spacing w:after="200" w:before="380" w:line="300"/>
+        <w:spacing w:after="130" w:before="240" w:line="260"/>
         <w:jc w:val="center"/>
       </w:pPr>
       <w:r>
@@ -1213,15 +1213,15 @@
           <w:rFonts w:ascii="Yu Mincho" w:cs="Yu Mincho" w:eastAsia="Yu Mincho" w:hAnsi="Yu Mincho"/>
           <w:b/>
           <w:bCs/>
-          <w:sz w:val="23"/>
-          <w:szCs w:val="23"/>
+          <w:sz w:val="22"/>
+          <w:szCs w:val="22"/>
         </w:rPr>
         <w:t xml:space="preserve">第6章　附則</w:t>
       </w:r>
     </w:p>
     <w:p>
       <w:pPr>
-        <w:spacing w:after="70" w:before="190" w:line="300"/>
+        <w:spacing w:after="30" w:before="120" w:line="260"/>
       </w:pPr>
       <w:r>
         <w:rPr>
@@ -1236,7 +1236,7 @@
     </w:p>
     <w:p>
       <w:pPr>
-        <w:spacing w:after="55" w:before="0" w:line="300"/>
+        <w:spacing w:after="24" w:before="0" w:line="260"/>
         <w:ind w:firstLine="210"/>
         <w:jc w:val="left"/>
       </w:pPr>
@@ -1253,7 +1253,7 @@
     </w:p>
     <w:p>
       <w:pPr>
-        <w:spacing w:after="55" w:before="0" w:line="300"/>
+        <w:spacing w:after="24" w:before="0" w:line="260"/>
         <w:ind w:firstLine="210"/>
         <w:jc w:val="left"/>
       </w:pPr>
@@ -1270,7 +1270,7 @@
     </w:p>
     <w:p>
       <w:pPr>
-        <w:spacing w:after="70" w:before="190" w:line="300"/>
+        <w:spacing w:after="30" w:before="120" w:line="260"/>
       </w:pPr>
       <w:r>
         <w:rPr>
@@ -1285,7 +1285,7 @@
     </w:p>
     <w:p>
       <w:pPr>
-        <w:spacing w:after="55" w:before="0" w:line="300"/>
+        <w:spacing w:after="24" w:before="0" w:line="260"/>
         <w:ind w:firstLine="210"/>
         <w:jc w:val="left"/>
       </w:pPr>
@@ -1302,7 +1302,7 @@
     </w:p>
     <w:p>
       <w:pPr>
-        <w:spacing w:after="70" w:before="190" w:line="300"/>
+        <w:spacing w:after="30" w:before="120" w:line="260"/>
       </w:pPr>
       <w:r>
         <w:rPr>
@@ -1317,7 +1317,7 @@
     </w:p>
     <w:p>
       <w:pPr>
-        <w:spacing w:after="55" w:before="0" w:line="300"/>
+        <w:spacing w:after="24" w:before="0" w:line="260"/>
         <w:ind w:firstLine="210"/>
         <w:jc w:val="left"/>
       </w:pPr>
@@ -1334,7 +1334,7 @@
     </w:p>
     <w:p>
       <w:pPr>
-        <w:spacing w:after="55" w:before="0" w:line="300"/>
+        <w:spacing w:after="24" w:before="0" w:line="260"/>
         <w:ind w:firstLine="210"/>
         <w:jc w:val="left"/>
       </w:pPr>
@@ -1351,7 +1351,7 @@
     </w:p>
     <w:p>
       <w:pPr>
-        <w:spacing w:after="55" w:before="0" w:line="300"/>
+        <w:spacing w:after="24" w:before="0" w:line="260"/>
         <w:ind w:firstLine="210"/>
         <w:jc w:val="left"/>
       </w:pPr>
@@ -1368,7 +1368,7 @@
     </w:p>
     <w:p>
       <w:pPr>
-        <w:spacing w:after="70" w:before="190" w:line="300"/>
+        <w:spacing w:after="30" w:before="120" w:line="260"/>
       </w:pPr>
       <w:r>
         <w:rPr>
@@ -1383,7 +1383,7 @@
     </w:p>
     <w:p>
       <w:pPr>
-        <w:spacing w:after="55" w:before="0" w:line="300"/>
+        <w:spacing w:after="24" w:before="0" w:line="260"/>
         <w:ind w:firstLine="210"/>
         <w:jc w:val="left"/>
       </w:pPr>
@@ -1400,7 +1400,7 @@
     </w:p>
     <w:p>
       <w:pPr>
-        <w:spacing w:after="55" w:before="0" w:line="300"/>
+        <w:spacing w:after="24" w:before="0" w:line="260"/>
         <w:ind w:firstLine="210"/>
         <w:jc w:val="left"/>
       </w:pPr>
@@ -1417,7 +1417,7 @@
     </w:p>
     <w:p>
       <w:pPr>
-        <w:spacing w:after="55" w:before="0" w:line="300"/>
+        <w:spacing w:after="24" w:before="0" w:line="260"/>
         <w:ind w:firstLine="210"/>
         <w:jc w:val="left"/>
       </w:pPr>
@@ -1434,7 +1434,7 @@
     </w:p>
     <w:p>
       <w:pPr>
-        <w:spacing w:after="70" w:before="190" w:line="300"/>
+        <w:spacing w:after="30" w:before="120" w:line="260"/>
       </w:pPr>
       <w:r>
         <w:rPr>
@@ -1449,7 +1449,7 @@
     </w:p>
     <w:p>
       <w:pPr>
-        <w:spacing w:after="55" w:before="0" w:line="300"/>
+        <w:spacing w:after="24" w:before="0" w:line="260"/>
         <w:ind w:firstLine="210"/>
         <w:jc w:val="left"/>
       </w:pPr>
@@ -1466,7 +1466,7 @@
     </w:p>
     <w:p>
       <w:pPr>
-        <w:spacing w:after="150" w:before="420" w:line="300"/>
+        <w:spacing w:after="80" w:before="280" w:line="260"/>
       </w:pPr>
       <w:r>
         <w:rPr>
@@ -1481,7 +1481,7 @@
     </w:p>
     <w:p>
       <w:pPr>
-        <w:spacing w:after="55" w:before="0" w:line="300"/>
+        <w:spacing w:after="24" w:before="0" w:line="260"/>
         <w:jc w:val="left"/>
       </w:pPr>
       <w:r>
@@ -1497,7 +1497,7 @@
     </w:p>
     <w:p>
       <w:pPr>
-        <w:spacing w:after="55" w:before="0" w:line="300"/>
+        <w:spacing w:after="24" w:before="0" w:line="260"/>
         <w:jc w:val="left"/>
       </w:pPr>
       <w:r>
@@ -1513,7 +1513,7 @@
     </w:p>
     <w:p>
       <w:pPr>
-        <w:spacing w:after="55" w:before="0" w:line="300"/>
+        <w:spacing w:after="24" w:before="0" w:line="260"/>
         <w:jc w:val="left"/>
       </w:pPr>
       <w:r>
@@ -1529,7 +1529,7 @@
     </w:p>
     <w:p>
       <w:pPr>
-        <w:spacing w:after="55" w:before="0" w:line="300"/>
+        <w:spacing w:after="24" w:before="0" w:line="260"/>
         <w:jc w:val="left"/>
       </w:pPr>
       <w:r>
@@ -1545,7 +1545,7 @@
     </w:p>
     <w:p>
       <w:pPr>
-        <w:spacing w:after="130" w:before="0" w:line="300"/>
+        <w:spacing w:after="80" w:before="0" w:line="260"/>
         <w:jc w:val="left"/>
       </w:pPr>
       <w:r>
@@ -1561,7 +1561,7 @@
     </w:p>
     <w:p>
       <w:pPr>
-        <w:spacing w:after="420" w:before="0" w:line="300"/>
+        <w:spacing w:after="240" w:before="0" w:line="260"/>
         <w:jc w:val="left"/>
       </w:pPr>
       <w:r>
@@ -1577,7 +1577,7 @@
     </w:p>
     <w:p>
       <w:pPr>
-        <w:spacing w:after="420" w:before="0" w:line="300"/>
+        <w:spacing w:after="200" w:before="0" w:line="260"/>
         <w:jc w:val="left"/>
       </w:pPr>
       <w:r>
@@ -1593,23 +1593,23 @@
     </w:p>
     <w:p>
       <w:pPr>
-        <w:spacing w:after="330" w:before="0" w:line="300"/>
-        <w:jc w:val="left"/>
-      </w:pPr>
-      <w:r>
-        <w:rPr>
-          <w:rFonts w:ascii="Yu Mincho" w:cs="Yu Mincho" w:eastAsia="Yu Mincho" w:hAnsi="Yu Mincho"/>
-          <w:b w:val="false"/>
-          <w:bCs w:val="false"/>
-          <w:sz w:val="21"/>
-          <w:szCs w:val="21"/>
-        </w:rPr>
-        <w:t xml:space="preserve">　　　　令和8年　　月　　日</w:t>
-      </w:r>
-    </w:p>
-    <w:p>
-      <w:pPr>
-        <w:spacing w:after="70" w:before="0" w:line="300"/>
+        <w:spacing w:after="160" w:before="0" w:line="260"/>
+        <w:jc w:val="left"/>
+      </w:pPr>
+      <w:r>
+        <w:rPr>
+          <w:rFonts w:ascii="Yu Mincho" w:cs="Yu Mincho" w:eastAsia="Yu Mincho" w:hAnsi="Yu Mincho"/>
+          <w:b w:val="false"/>
+          <w:bCs w:val="false"/>
+          <w:sz w:val="21"/>
+          <w:szCs w:val="21"/>
+        </w:rPr>
+        <w:t xml:space="preserve">　　　　令和8年8月10日</w:t>
+      </w:r>
+    </w:p>
+    <w:p>
+      <w:pPr>
+        <w:spacing w:after="30" w:before="0" w:line="260"/>
         <w:jc w:val="left"/>
       </w:pPr>
       <w:r>
@@ -1625,7 +1625,7 @@
     </w:p>
     <w:p>
       <w:pPr>
-        <w:spacing w:after="200" w:before="0" w:line="300"/>
+        <w:spacing w:after="110" w:before="0" w:line="260"/>
         <w:jc w:val="left"/>
       </w:pPr>
       <w:r>
@@ -1641,7 +1641,7 @@
     </w:p>
     <w:p>
       <w:pPr>
-        <w:spacing w:after="0" w:before="0" w:line="300"/>
+        <w:spacing w:after="0" w:before="0" w:line="260"/>
         <w:jc w:val="left"/>
       </w:pPr>
       <w:r>
